--- a/docs/analysis/risk_appetite/out/Risk_Appetite_v3.1.docx
+++ b/docs/analysis/risk_appetite/out/Risk_Appetite_v3.1.docx
@@ -1703,7 +1703,7 @@
                 <w:sz w:val="18"/>
                 <w:szCs w:val="18"/>
               </w:rPr>
-              <w:t xml:space="preserve">Джакипбеков Д. А., Қабылтаева Ұ. Е.; контроль — Загребельный П. В.</w:t>
+              <w:t xml:space="preserve">Дамир Д. А., Улдана Ұ. Е.; контроль — руководитель БРМ</w:t>
             </w:r>
           </w:p>
         </w:tc>
@@ -1828,7 +1828,7 @@
                 <w:sz w:val="18"/>
                 <w:szCs w:val="18"/>
               </w:rPr>
-              <w:t xml:space="preserve">Джакипбеков Д. А., Қабылтаева Ұ. Е.; контроль — Загребельный П. В.</w:t>
+              <w:t xml:space="preserve">Дамир Д. А., Улдана Ұ. Е.; контроль — руководитель БРМ</w:t>
             </w:r>
           </w:p>
         </w:tc>
@@ -1953,7 +1953,7 @@
                 <w:sz w:val="18"/>
                 <w:szCs w:val="18"/>
               </w:rPr>
-              <w:t xml:space="preserve">Джакипбеков Д. А., Қабылтаева Ұ. Е.; контроль — Загребельный П. В.</w:t>
+              <w:t xml:space="preserve">Дамир Д. А., Улдана Ұ. Е.; контроль — руководитель БРМ</w:t>
             </w:r>
           </w:p>
         </w:tc>
@@ -2282,7 +2282,7 @@
                 <w:sz w:val="18"/>
                 <w:szCs w:val="18"/>
               </w:rPr>
-              <w:t xml:space="preserve">Джакипбеков Д. А., Қабылтаева Ұ. Е.</w:t>
+              <w:t xml:space="preserve">Дамир Д. А., Улдана Ұ. Е.</w:t>
             </w:r>
           </w:p>
         </w:tc>
@@ -2335,7 +2335,7 @@
                 <w:sz w:val="18"/>
                 <w:szCs w:val="18"/>
               </w:rPr>
-              <w:t xml:space="preserve">Загребельный П. В.</w:t>
+              <w:t xml:space="preserve">руководитель БРМ</w:t>
             </w:r>
           </w:p>
         </w:tc>
@@ -2441,7 +2441,7 @@
                 <w:sz w:val="18"/>
                 <w:szCs w:val="18"/>
               </w:rPr>
-              <w:t xml:space="preserve">Қабылтаева Ұ. Е.</w:t>
+              <w:t xml:space="preserve">Улдана Ұ. Е.</w:t>
             </w:r>
           </w:p>
         </w:tc>
@@ -28154,7 +28154,7 @@
                 <w:sz w:val="18"/>
                 <w:szCs w:val="18"/>
               </w:rPr>
-              <w:t xml:space="preserve">Джакипбеков, Қабылтаева</w:t>
+              <w:t xml:space="preserve">Дамир, Улдана</w:t>
             </w:r>
           </w:p>
         </w:tc>
